--- a/Job_Market_Recruitment_Analytics_Report_Updated.docx
+++ b/Job_Market_Recruitment_Analytics_Report_Updated.docx
@@ -358,7 +358,11 @@
         </w:tc>
       </w:tr>
     </w:tbl>
-    <w:p/>
+    <w:p>
+      <w:r>
+        <w:t>Total record --97929</w:t>
+      </w:r>
+    </w:p>
     <w:tbl>
       <w:tblPr>
         <w:tblStyle w:val="TableGrid"/>
@@ -599,6 +603,9 @@
       <w:r>
         <w:t>Remove duplicate job records using jobId.</w:t>
       </w:r>
+      <w:r>
+        <w:t xml:space="preserve"> 247</w:t>
+      </w:r>
     </w:p>
     <w:p>
       <w:pPr>
@@ -1180,6 +1187,15 @@
           <w:rFonts w:ascii="Consolas" w:hAnsi="Consolas"/>
           <w:sz w:val="16"/>
         </w:rPr>
+        <w:t>o</w:t>
+      </w:r>
+      <w:bookmarkStart w:id="0" w:name="_GoBack"/>
+      <w:bookmarkEnd w:id="0"/>
+      <w:r>
+        <w:rPr>
+          <w:rFonts w:ascii="Consolas" w:hAnsi="Consolas"/>
+          <w:sz w:val="16"/>
+        </w:rPr>
         <w:br/>
         <w:t xml:space="preserve">    Sheet1[minimumSalary] &gt; 0</w:t>
       </w:r>
@@ -2087,10 +2103,7 @@
         <w:t>The Job Market &amp; Recruitment Analytics Power BI project provides an interactive view of job-market activity across companies, locations, salaries, experience levels and skills. The three dashboards enable users to understand hiring demand, salary disclosure, experience requirements, company activity and in-demand skills. By combining Power Query data preparation, DAX measures, interactive slicers and analytical visualizations, the report provides a structured and data-driven view of recruitment-market trends.</w:t>
       </w:r>
     </w:p>
-    <w:p>
-      <w:bookmarkStart w:id="0" w:name="_GoBack"/>
-      <w:bookmarkEnd w:id="0"/>
-    </w:p>
+    <w:p/>
     <w:sectPr>
       <w:footerReference w:type="default" r:id="rId8"/>
       <w:pgSz w:w="12240" w:h="15840"/>
@@ -14522,7 +14535,7 @@
 </file>
 
 <file path=customXml/itemProps1.xml><?xml version="1.0" encoding="utf-8"?>
-<ds:datastoreItem xmlns:ds="http://schemas.openxmlformats.org/officeDocument/2006/customXml" ds:itemID="{492E5D11-C100-4D02-8696-E8CBEF483701}">
+<ds:datastoreItem xmlns:ds="http://schemas.openxmlformats.org/officeDocument/2006/customXml" ds:itemID="{8BB488B7-DE3B-4076-8B72-F92BA2D7789F}">
   <ds:schemaRefs>
     <ds:schemaRef ds:uri="http://schemas.openxmlformats.org/officeDocument/2006/bibliography"/>
   </ds:schemaRefs>

--- a/Job_Market_Recruitment_Analytics_Report_Updated.docx
+++ b/Job_Market_Recruitment_Analytics_Report_Updated.docx
@@ -724,7 +724,13 @@
         <w:t xml:space="preserve">• </w:t>
       </w:r>
       <w:r>
-        <w:t>Chart 1: Top 10 Locations by Job Openings — Bar Chart.</w:t>
+        <w:t>Chart 1: Top 10</w:t>
+      </w:r>
+      <w:r>
+        <w:t xml:space="preserve"> Locations by Job Openings — Pie</w:t>
+      </w:r>
+      <w:r>
+        <w:t xml:space="preserve"> Chart.</w:t>
       </w:r>
     </w:p>
     <w:p>
@@ -738,7 +744,13 @@
         <w:t xml:space="preserve">• </w:t>
       </w:r>
       <w:r>
-        <w:t>Chart 2: Job Posting Recency — Line Chart using Posting Age Days.</w:t>
+        <w:t>Cha</w:t>
+      </w:r>
+      <w:r>
+        <w:t>rt 2: Job Posting Recency — Bar</w:t>
+      </w:r>
+      <w:r>
+        <w:t xml:space="preserve"> Chart using Posting Age Days.</w:t>
       </w:r>
     </w:p>
     <w:p>
@@ -752,7 +764,13 @@
         <w:t xml:space="preserve">• </w:t>
       </w:r>
       <w:r>
-        <w:t>Chart 3: Top 10 Companies by Job Openings — Bar Chart.</w:t>
+        <w:t xml:space="preserve">Chart 3: Top 10 Companies by Job Openings — </w:t>
+      </w:r>
+      <w:r>
+        <w:t>Funnel</w:t>
+      </w:r>
+      <w:r>
+        <w:t xml:space="preserve"> Chart.</w:t>
       </w:r>
     </w:p>
     <w:p>
@@ -780,7 +798,13 @@
         <w:t xml:space="preserve">• </w:t>
       </w:r>
       <w:r>
-        <w:t>Chart 5: Jobs by Experience Requirement — Bar Chart.</w:t>
+        <w:t xml:space="preserve">Chart 5: Jobs by Experience Requirement — </w:t>
+      </w:r>
+      <w:r>
+        <w:t>Line</w:t>
+      </w:r>
+      <w:r>
+        <w:t xml:space="preserve"> Chart.</w:t>
       </w:r>
     </w:p>
     <w:p>
@@ -841,7 +865,13 @@
         <w:t xml:space="preserve">• </w:t>
       </w:r>
       <w:r>
-        <w:t>Chart 1: Salary Range by Experience — Clustered Column Chart.</w:t>
+        <w:t xml:space="preserve">Chart 1: Salary Range by Experience — </w:t>
+      </w:r>
+      <w:r>
+        <w:t>Line</w:t>
+      </w:r>
+      <w:r>
+        <w:t xml:space="preserve"> Chart.</w:t>
       </w:r>
     </w:p>
     <w:p>
@@ -883,7 +913,16 @@
         <w:t xml:space="preserve">• </w:t>
       </w:r>
       <w:r>
-        <w:t>Chart 4: Average Salary by Top Locations — Column Chart.</w:t>
+        <w:t xml:space="preserve">Chart 4: Average Salary by Top Locations — </w:t>
+      </w:r>
+      <w:r>
+        <w:t>Scatte</w:t>
+      </w:r>
+      <w:r>
+        <w:t xml:space="preserve">r </w:t>
+      </w:r>
+      <w:r>
+        <w:t>Chart.</w:t>
       </w:r>
     </w:p>
     <w:p>
@@ -897,7 +936,10 @@
         <w:t xml:space="preserve">• </w:t>
       </w:r>
       <w:r>
-        <w:t>Chart 5: Experience Requirement Distribution — Bar Chart.</w:t>
+        <w:t xml:space="preserve">Chart 5: Experience Requirement Distribution — </w:t>
+      </w:r>
+      <w:r>
+        <w:t>Tree map Chart</w:t>
       </w:r>
     </w:p>
     <w:p>
@@ -952,7 +994,13 @@
         <w:t xml:space="preserve">• </w:t>
       </w:r>
       <w:r>
-        <w:t>Chart 1: Top 10 Hiring Companies — Bar Chart.</w:t>
+        <w:t xml:space="preserve">Chart 1: Top 10 Hiring Companies — </w:t>
+      </w:r>
+      <w:r>
+        <w:t xml:space="preserve">Stacked </w:t>
+      </w:r>
+      <w:r>
+        <w:t>Bar Chart.</w:t>
       </w:r>
     </w:p>
     <w:p>
@@ -966,8 +1014,13 @@
         <w:t xml:space="preserve">• </w:t>
       </w:r>
       <w:r>
-        <w:t>Chart 2: Top 10 Hiring Locations — Bar Chart.</w:t>
-      </w:r>
+        <w:t xml:space="preserve">Chart 2: Top 10 Hiring Locations — </w:t>
+      </w:r>
+      <w:r>
+        <w:t>Tree map Chart</w:t>
+      </w:r>
+      <w:bookmarkStart w:id="0" w:name="_GoBack"/>
+      <w:bookmarkEnd w:id="0"/>
     </w:p>
     <w:p>
       <w:pPr>
@@ -980,7 +1033,13 @@
         <w:t xml:space="preserve">• </w:t>
       </w:r>
       <w:r>
-        <w:t>Chart 3: Company Rating Distribution — Column Chart.</w:t>
+        <w:t xml:space="preserve">Chart 3: Company Rating Distribution — </w:t>
+      </w:r>
+      <w:r>
+        <w:t>Donut</w:t>
+      </w:r>
+      <w:r>
+        <w:t xml:space="preserve"> Chart.</w:t>
       </w:r>
     </w:p>
     <w:p>
@@ -1008,7 +1067,10 @@
         <w:t xml:space="preserve">• </w:t>
       </w:r>
       <w:r>
-        <w:t>Chart 5: In-Demand Skills — Bar Chart.</w:t>
+        <w:t>Chart 5: In-Demand Skills — Funnel</w:t>
+      </w:r>
+      <w:r>
+        <w:t xml:space="preserve"> Chart.</w:t>
       </w:r>
     </w:p>
     <w:p>
@@ -1189,8 +1251,6 @@
         </w:rPr>
         <w:t>o</w:t>
       </w:r>
-      <w:bookmarkStart w:id="0" w:name="_GoBack"/>
-      <w:bookmarkEnd w:id="0"/>
       <w:r>
         <w:rPr>
           <w:rFonts w:ascii="Consolas" w:hAnsi="Consolas"/>
@@ -2257,7 +2317,7 @@
                               <w:sz w:val="28"/>
                               <w:szCs w:val="28"/>
                             </w:rPr>
-                            <w:t>5</w:t>
+                            <w:t>1</w:t>
                           </w:r>
                           <w:r>
                             <w:rPr>
@@ -2328,7 +2388,7 @@
                         <w:sz w:val="28"/>
                         <w:szCs w:val="28"/>
                       </w:rPr>
-                      <w:t>5</w:t>
+                      <w:t>1</w:t>
                     </w:r>
                     <w:r>
                       <w:rPr>
@@ -3192,7 +3252,7 @@
   <w:style w:type="paragraph" w:default="1" w:styleId="Normal">
     <w:name w:val="Normal"/>
     <w:qFormat/>
-    <w:rsid w:val="00FC693F"/>
+    <w:rsid w:val="00B7250E"/>
     <w:rPr>
       <w:rFonts w:ascii="Segoe UI" w:hAnsi="Segoe UI"/>
       <w:color w:val="1F2937"/>
@@ -14535,7 +14595,7 @@
 </file>
 
 <file path=customXml/itemProps1.xml><?xml version="1.0" encoding="utf-8"?>
-<ds:datastoreItem xmlns:ds="http://schemas.openxmlformats.org/officeDocument/2006/customXml" ds:itemID="{8BB488B7-DE3B-4076-8B72-F92BA2D7789F}">
+<ds:datastoreItem xmlns:ds="http://schemas.openxmlformats.org/officeDocument/2006/customXml" ds:itemID="{13B4107C-E7D6-4CD4-AB87-0F0C8C3E50CE}">
   <ds:schemaRefs>
     <ds:schemaRef ds:uri="http://schemas.openxmlformats.org/officeDocument/2006/bibliography"/>
   </ds:schemaRefs>
